--- a/fixtures/generated/c04__single-column.docx
+++ b/fixtures/generated/c04__single-column.docx
@@ -28,11 +28,6 @@
     <w:p>
       <w:r>
         <w:t>Didsbury</w:t>
-      </w:r>
-    </w:p>
-    <w:p>
-      <w:r>
-        <w:t>Manchester</w:t>
       </w:r>
     </w:p>
     <w:p>

--- a/fixtures/generated/c04__single-column.docx
+++ b/fixtures/generated/c04__single-column.docx
@@ -28,6 +28,11 @@
     <w:p>
       <w:r>
         <w:t>Didsbury</w:t>
+      </w:r>
+    </w:p>
+    <w:p>
+      <w:r>
+        <w:t>Manchester</w:t>
       </w:r>
     </w:p>
     <w:p>
